--- a/ah-cs/sdd/AH CS Terminology.docx
+++ b/ah-cs/sdd/AH CS Terminology.docx
@@ -220,7 +220,19 @@
           <w:szCs w:val="180"/>
         </w:rPr>
         <w:br/>
-        <w:t>different action</w:t>
+        <w:t>differ</w:t>
+      </w:r>
+      <w:bookmarkStart w:id="0" w:name="_GoBack"/>
+      <w:bookmarkEnd w:id="0"/>
+      <w:r>
+        <w:rPr>
+          <w:b/>
+          <w:bCs/>
+          <w:color w:val="7030A0"/>
+          <w:sz w:val="180"/>
+          <w:szCs w:val="180"/>
+        </w:rPr>
+        <w:t>ent action</w:t>
       </w:r>
       <w:r>
         <w:rPr>
@@ -273,17 +285,7 @@
           <w:sz w:val="180"/>
           <w:szCs w:val="180"/>
         </w:rPr>
-        <w:t>Data is protected</w:t>
-      </w:r>
-      <w:r>
-        <w:rPr>
-          <w:b/>
-          <w:bCs/>
-          <w:color w:val="7030A0"/>
-          <w:sz w:val="180"/>
-          <w:szCs w:val="180"/>
-        </w:rPr>
-        <w:br w:type="page"/>
+        <w:t>Hiding data</w:t>
       </w:r>
     </w:p>
     <w:p>
@@ -292,19 +294,30 @@
         <w:rPr>
           <w:b/>
           <w:bCs/>
-          <w:sz w:val="260"/>
-          <w:szCs w:val="260"/>
+          <w:color w:val="7030A0"/>
+          <w:sz w:val="180"/>
+          <w:szCs w:val="180"/>
         </w:rPr>
       </w:pPr>
       <w:r>
         <w:rPr>
           <w:b/>
           <w:bCs/>
-          <w:sz w:val="260"/>
-          <w:szCs w:val="260"/>
-        </w:rPr>
-        <w:lastRenderedPageBreak/>
-        <w:t>Instantiation</w:t>
+          <w:color w:val="7030A0"/>
+          <w:sz w:val="180"/>
+          <w:szCs w:val="180"/>
+        </w:rPr>
+        <w:t>and methods</w:t>
+      </w:r>
+      <w:r>
+        <w:rPr>
+          <w:b/>
+          <w:bCs/>
+          <w:color w:val="7030A0"/>
+          <w:sz w:val="180"/>
+          <w:szCs w:val="180"/>
+        </w:rPr>
+        <w:br w:type="page"/>
       </w:r>
     </w:p>
     <w:p>
@@ -313,30 +326,19 @@
         <w:rPr>
           <w:b/>
           <w:bCs/>
-          <w:color w:val="7030A0"/>
-          <w:sz w:val="180"/>
-          <w:szCs w:val="180"/>
+          <w:sz w:val="260"/>
+          <w:szCs w:val="260"/>
         </w:rPr>
       </w:pPr>
       <w:r>
         <w:rPr>
           <w:b/>
           <w:bCs/>
-          <w:color w:val="7030A0"/>
-          <w:sz w:val="180"/>
-          <w:szCs w:val="180"/>
-        </w:rPr>
-        <w:t>Creating an object</w:t>
-      </w:r>
-      <w:r>
-        <w:rPr>
-          <w:b/>
-          <w:bCs/>
-          <w:color w:val="7030A0"/>
-          <w:sz w:val="180"/>
-          <w:szCs w:val="180"/>
-        </w:rPr>
-        <w:br w:type="page"/>
+          <w:sz w:val="260"/>
+          <w:szCs w:val="260"/>
+        </w:rPr>
+        <w:lastRenderedPageBreak/>
+        <w:t>Instantiation</w:t>
       </w:r>
     </w:p>
     <w:p>
@@ -345,19 +347,30 @@
         <w:rPr>
           <w:b/>
           <w:bCs/>
-          <w:sz w:val="260"/>
-          <w:szCs w:val="260"/>
+          <w:color w:val="7030A0"/>
+          <w:sz w:val="180"/>
+          <w:szCs w:val="180"/>
         </w:rPr>
       </w:pPr>
       <w:r>
         <w:rPr>
           <w:b/>
           <w:bCs/>
-          <w:sz w:val="260"/>
-          <w:szCs w:val="260"/>
-        </w:rPr>
-        <w:lastRenderedPageBreak/>
-        <w:t>Object</w:t>
+          <w:color w:val="7030A0"/>
+          <w:sz w:val="180"/>
+          <w:szCs w:val="180"/>
+        </w:rPr>
+        <w:t>Creating an object</w:t>
+      </w:r>
+      <w:r>
+        <w:rPr>
+          <w:b/>
+          <w:bCs/>
+          <w:color w:val="7030A0"/>
+          <w:sz w:val="180"/>
+          <w:szCs w:val="180"/>
+        </w:rPr>
+        <w:br w:type="page"/>
       </w:r>
     </w:p>
     <w:p>
@@ -366,15 +379,36 @@
         <w:rPr>
           <w:b/>
           <w:bCs/>
-          <w:color w:val="7030A0"/>
-          <w:sz w:val="180"/>
-          <w:szCs w:val="180"/>
+          <w:sz w:val="260"/>
+          <w:szCs w:val="260"/>
         </w:rPr>
       </w:pPr>
       <w:r>
         <w:rPr>
           <w:b/>
           <w:bCs/>
+          <w:sz w:val="260"/>
+          <w:szCs w:val="260"/>
+        </w:rPr>
+        <w:lastRenderedPageBreak/>
+        <w:t>Object</w:t>
+      </w:r>
+    </w:p>
+    <w:p>
+      <w:pPr>
+        <w:jc w:val="center"/>
+        <w:rPr>
+          <w:b/>
+          <w:bCs/>
+          <w:color w:val="7030A0"/>
+          <w:sz w:val="180"/>
+          <w:szCs w:val="180"/>
+        </w:rPr>
+      </w:pPr>
+      <w:r>
+        <w:rPr>
+          <w:b/>
+          <w:bCs/>
           <w:color w:val="7030A0"/>
           <w:sz w:val="180"/>
           <w:szCs w:val="180"/>
@@ -390,17 +424,6 @@
           <w:szCs w:val="180"/>
         </w:rPr>
         <w:br/>
-      </w:r>
-      <w:bookmarkStart w:id="0" w:name="_GoBack"/>
-      <w:bookmarkEnd w:id="0"/>
-      <w:r>
-        <w:rPr>
-          <w:b/>
-          <w:bCs/>
-          <w:color w:val="7030A0"/>
-          <w:sz w:val="180"/>
-          <w:szCs w:val="180"/>
-        </w:rPr>
         <w:t>using a class</w:t>
       </w:r>
       <w:r>
